--- a/Oppdrag dokumentasjon .docx
+++ b/Oppdrag dokumentasjon .docx
@@ -2,6 +2,486 @@
 <file path=word/document.xml><?xml version="1.0" encoding="utf-8"?>
 <w:document xmlns:wpc="http://schemas.microsoft.com/office/word/2010/wordprocessingCanvas" xmlns:cx="http://schemas.microsoft.com/office/drawing/2014/chartex" xmlns:cx1="http://schemas.microsoft.com/office/drawing/2015/9/8/chartex" xmlns:cx2="http://schemas.microsoft.com/office/drawing/2015/10/21/chartex" xmlns:cx3="http://schemas.microsoft.com/office/drawing/2016/5/9/chartex" xmlns:cx4="http://schemas.microsoft.com/office/drawing/2016/5/10/chartex" xmlns:cx5="http://schemas.microsoft.com/office/drawing/2016/5/11/chartex" xmlns:cx6="http://schemas.microsoft.com/office/drawing/2016/5/12/chartex" xmlns:cx7="http://schemas.microsoft.com/office/drawing/2016/5/13/chartex" xmlns:cx8="http://schemas.microsoft.com/office/drawing/2016/5/14/chartex" xmlns:mc="http://schemas.openxmlformats.org/markup-compatibility/2006" xmlns:aink="http://schemas.microsoft.com/office/drawing/2016/ink" xmlns:am3d="http://schemas.microsoft.com/office/drawing/2017/model3d" xmlns:o="urn:schemas-microsoft-com:office:office" xmlns:oel="http://schemas.microsoft.com/office/2019/extlst" xmlns:r="http://schemas.openxmlformats.org/officeDocument/2006/relationships" xmlns:m="http://schemas.openxmlformats.org/officeDocument/2006/math" xmlns:v="urn:schemas-microsoft-com:vml" xmlns:wp14="http://schemas.microsoft.com/office/word/2010/wordprocessingDrawing" xmlns:wp="http://schemas.openxmlformats.org/drawingml/2006/wordprocessingDrawing" xmlns:w10="urn:schemas-microsoft-com:office:word" xmlns:w="http://schemas.openxmlformats.org/wordprocessingml/2006/main" xmlns:w14="http://schemas.microsoft.com/office/word/2010/wordml" xmlns:w15="http://schemas.microsoft.com/office/word/2012/wordml" xmlns:w16cex="http://schemas.microsoft.com/office/word/2018/wordml/cex" xmlns:w16cid="http://schemas.microsoft.com/office/word/2016/wordml/cid" xmlns:w16="http://schemas.microsoft.com/office/word/2018/wordml" xmlns:w16du="http://schemas.microsoft.com/office/word/2023/wordml/word16du" xmlns:w16sdtdh="http://schemas.microsoft.com/office/word/2020/wordml/sdtdatahash" xmlns:w16sdtfl="http://schemas.microsoft.com/office/word/2024/wordml/sdtformatlock" xmlns:w16se="http://schemas.microsoft.com/office/word/2015/wordml/symex" xmlns:wpg="http://schemas.microsoft.com/office/word/2010/wordprocessingGroup" xmlns:wpi="http://schemas.microsoft.com/office/word/2010/wordprocessingInk" xmlns:wne="http://schemas.microsoft.com/office/word/2006/wordml" xmlns:wps="http://schemas.microsoft.com/office/word/2010/wordprocessingShape" mc:Ignorable="w14 w15 w16se w16cid w16 w16cex w16sdtdh w16sdtfl w16du wp14">
   <w:body>
+    <w:p>
+      <w:pPr>
+        <w:rPr>
+          <w:b/>
+          <w:bCs/>
+          <w:sz w:val="40"/>
+          <w:szCs w:val="40"/>
+        </w:rPr>
+      </w:pPr>
+      <w:r>
+        <w:rPr>
+          <w:b/>
+          <w:bCs/>
+          <w:sz w:val="40"/>
+          <w:szCs w:val="40"/>
+        </w:rPr>
+        <w:t xml:space="preserve">Mandag: </w:t>
+      </w:r>
+    </w:p>
+    <w:p>
+      <w:pPr>
+        <w:pStyle w:val="Listeavsnitt"/>
+        <w:numPr>
+          <w:ilvl w:val="0"/>
+          <w:numId w:val="1"/>
+        </w:numPr>
+      </w:pPr>
+      <w:r>
+        <w:t xml:space="preserve">Drev med å lage nye </w:t>
+      </w:r>
+      <w:proofErr w:type="spellStart"/>
+      <w:r>
+        <w:t>issues</w:t>
+      </w:r>
+      <w:proofErr w:type="spellEnd"/>
+      <w:r>
+        <w:t>, og finne på ideer hva jeg kan gjøre mer for at bestillingsmodal skal se bra ut</w:t>
+      </w:r>
+    </w:p>
+    <w:p>
+      <w:pPr>
+        <w:pStyle w:val="Listeavsnitt"/>
+      </w:pPr>
+    </w:p>
+    <w:p>
+      <w:pPr>
+        <w:pStyle w:val="Listeavsnitt"/>
+      </w:pPr>
+      <w:r>
+        <w:rPr>
+          <w:noProof/>
+        </w:rPr>
+        <w:drawing>
+          <wp:inline distT="0" distB="0" distL="0" distR="0" wp14:anchorId="5150ADA6" wp14:editId="1F228C54">
+            <wp:extent cx="5760720" cy="1734185"/>
+            <wp:effectExtent l="0" t="0" r="0" b="0"/>
+            <wp:docPr id="2079820376" name="Bilde 1"/>
+            <wp:cNvGraphicFramePr>
+              <a:graphicFrameLocks xmlns:a="http://schemas.openxmlformats.org/drawingml/2006/main" noChangeAspect="1"/>
+            </wp:cNvGraphicFramePr>
+            <a:graphic xmlns:a="http://schemas.openxmlformats.org/drawingml/2006/main">
+              <a:graphicData uri="http://schemas.openxmlformats.org/drawingml/2006/picture">
+                <pic:pic xmlns:pic="http://schemas.openxmlformats.org/drawingml/2006/picture">
+                  <pic:nvPicPr>
+                    <pic:cNvPr id="2079820376" name=""/>
+                    <pic:cNvPicPr/>
+                  </pic:nvPicPr>
+                  <pic:blipFill>
+                    <a:blip r:embed="rId5"/>
+                    <a:stretch>
+                      <a:fillRect/>
+                    </a:stretch>
+                  </pic:blipFill>
+                  <pic:spPr>
+                    <a:xfrm>
+                      <a:off x="0" y="0"/>
+                      <a:ext cx="5760720" cy="1734185"/>
+                    </a:xfrm>
+                    <a:prstGeom prst="rect">
+                      <a:avLst/>
+                    </a:prstGeom>
+                  </pic:spPr>
+                </pic:pic>
+              </a:graphicData>
+            </a:graphic>
+          </wp:inline>
+        </w:drawing>
+      </w:r>
+    </w:p>
+    <w:p>
+      <w:pPr>
+        <w:pStyle w:val="Listeavsnitt"/>
+      </w:pPr>
+    </w:p>
+    <w:p>
+      <w:pPr>
+        <w:pStyle w:val="Listeavsnitt"/>
+        <w:numPr>
+          <w:ilvl w:val="0"/>
+          <w:numId w:val="1"/>
+        </w:numPr>
+      </w:pPr>
+      <w:r>
+        <w:t>På mandag drev jeg også å fikse opp README filen, og skrive om HVA, HVORDAN og HVORFOR jeg har gjort det jeg gjorde. Jeg fulgte de trappene for kunnskap, som inspirerte meg å skrive sånn README</w:t>
+      </w:r>
+    </w:p>
+    <w:p>
+      <w:pPr>
+        <w:pStyle w:val="Listeavsnitt"/>
+      </w:pPr>
+    </w:p>
+    <w:p>
+      <w:pPr>
+        <w:pStyle w:val="Listeavsnitt"/>
+        <w:jc w:val="center"/>
+      </w:pPr>
+      <w:r>
+        <w:rPr>
+          <w:noProof/>
+        </w:rPr>
+        <w:drawing>
+          <wp:inline distT="0" distB="0" distL="0" distR="0" wp14:anchorId="0B6E2FE3" wp14:editId="1D2FC1E0">
+            <wp:extent cx="3236878" cy="2555875"/>
+            <wp:effectExtent l="0" t="0" r="1905" b="0"/>
+            <wp:docPr id="1079062560" name="Bilde 1"/>
+            <wp:cNvGraphicFramePr>
+              <a:graphicFrameLocks xmlns:a="http://schemas.openxmlformats.org/drawingml/2006/main" noChangeAspect="1"/>
+            </wp:cNvGraphicFramePr>
+            <a:graphic xmlns:a="http://schemas.openxmlformats.org/drawingml/2006/main">
+              <a:graphicData uri="http://schemas.openxmlformats.org/drawingml/2006/picture">
+                <pic:pic xmlns:pic="http://schemas.openxmlformats.org/drawingml/2006/picture">
+                  <pic:nvPicPr>
+                    <pic:cNvPr id="1079062560" name=""/>
+                    <pic:cNvPicPr/>
+                  </pic:nvPicPr>
+                  <pic:blipFill>
+                    <a:blip r:embed="rId6"/>
+                    <a:stretch>
+                      <a:fillRect/>
+                    </a:stretch>
+                  </pic:blipFill>
+                  <pic:spPr>
+                    <a:xfrm>
+                      <a:off x="0" y="0"/>
+                      <a:ext cx="3273807" cy="2585035"/>
+                    </a:xfrm>
+                    <a:prstGeom prst="rect">
+                      <a:avLst/>
+                    </a:prstGeom>
+                  </pic:spPr>
+                </pic:pic>
+              </a:graphicData>
+            </a:graphic>
+          </wp:inline>
+        </w:drawing>
+      </w:r>
+    </w:p>
+    <w:p>
+      <w:pPr>
+        <w:pStyle w:val="Listeavsnitt"/>
+        <w:jc w:val="center"/>
+      </w:pPr>
+    </w:p>
+    <w:p>
+      <w:pPr>
+        <w:jc w:val="center"/>
+        <w:rPr>
+          <w:b/>
+          <w:bCs/>
+          <w:sz w:val="40"/>
+          <w:szCs w:val="40"/>
+        </w:rPr>
+      </w:pPr>
+      <w:r>
+        <w:rPr>
+          <w:noProof/>
+        </w:rPr>
+        <w:drawing>
+          <wp:inline distT="0" distB="0" distL="0" distR="0" wp14:anchorId="4C2D80DF" wp14:editId="08B5C454">
+            <wp:extent cx="4188373" cy="2338552"/>
+            <wp:effectExtent l="0" t="0" r="3175" b="5080"/>
+            <wp:docPr id="1115373767" name="Bilde 1"/>
+            <wp:cNvGraphicFramePr>
+              <a:graphicFrameLocks xmlns:a="http://schemas.openxmlformats.org/drawingml/2006/main" noChangeAspect="1"/>
+            </wp:cNvGraphicFramePr>
+            <a:graphic xmlns:a="http://schemas.openxmlformats.org/drawingml/2006/main">
+              <a:graphicData uri="http://schemas.openxmlformats.org/drawingml/2006/picture">
+                <pic:pic xmlns:pic="http://schemas.openxmlformats.org/drawingml/2006/picture">
+                  <pic:nvPicPr>
+                    <pic:cNvPr id="1115373767" name=""/>
+                    <pic:cNvPicPr/>
+                  </pic:nvPicPr>
+                  <pic:blipFill>
+                    <a:blip r:embed="rId7"/>
+                    <a:stretch>
+                      <a:fillRect/>
+                    </a:stretch>
+                  </pic:blipFill>
+                  <pic:spPr>
+                    <a:xfrm>
+                      <a:off x="0" y="0"/>
+                      <a:ext cx="4188373" cy="2338552"/>
+                    </a:xfrm>
+                    <a:prstGeom prst="rect">
+                      <a:avLst/>
+                    </a:prstGeom>
+                  </pic:spPr>
+                </pic:pic>
+              </a:graphicData>
+            </a:graphic>
+          </wp:inline>
+        </w:drawing>
+      </w:r>
+    </w:p>
+    <w:p>
+      <w:pPr>
+        <w:pStyle w:val="Listeavsnitt"/>
+        <w:rPr>
+          <w:b/>
+          <w:bCs/>
+          <w:sz w:val="40"/>
+          <w:szCs w:val="40"/>
+        </w:rPr>
+      </w:pPr>
+    </w:p>
+    <w:p>
+      <w:pPr>
+        <w:pStyle w:val="Listeavsnitt"/>
+      </w:pPr>
+      <w:r>
+        <w:rPr>
+          <w:b/>
+          <w:bCs/>
+          <w:sz w:val="40"/>
+          <w:szCs w:val="40"/>
+        </w:rPr>
+        <w:t>Onsdag:</w:t>
+      </w:r>
+    </w:p>
+    <w:p>
+      <w:pPr>
+        <w:pStyle w:val="Listeavsnitt"/>
+      </w:pPr>
+    </w:p>
+    <w:p>
+      <w:pPr>
+        <w:pStyle w:val="Listeavsnitt"/>
+        <w:numPr>
+          <w:ilvl w:val="0"/>
+          <w:numId w:val="1"/>
+        </w:numPr>
+      </w:pPr>
+      <w:r>
+        <w:t xml:space="preserve">På onsdag drev jeg med å jobbe med </w:t>
+      </w:r>
+      <w:proofErr w:type="spellStart"/>
+      <w:r>
+        <w:t>issues</w:t>
+      </w:r>
+      <w:proofErr w:type="spellEnd"/>
+      <w:r>
+        <w:t xml:space="preserve"> jeg satt opp jeg skal jobbe med. I hovedsak var det å fikse at det er umulig å bestille i fortiden. Jeg trodde at det skulle ha vært litt større problem, men det var det ikke. Jeg skulle bare bruke </w:t>
+      </w:r>
+      <w:proofErr w:type="spellStart"/>
+      <w:proofErr w:type="gramStart"/>
+      <w:r>
+        <w:t>new.Date</w:t>
+      </w:r>
+      <w:proofErr w:type="spellEnd"/>
+      <w:proofErr w:type="gramEnd"/>
+      <w:r>
+        <w:t xml:space="preserve"> funksjonen og koble den til knappen </w:t>
+      </w:r>
+    </w:p>
+    <w:p>
+      <w:pPr>
+        <w:pStyle w:val="Listeavsnitt"/>
+      </w:pPr>
+    </w:p>
+    <w:p>
+      <w:pPr>
+        <w:pStyle w:val="Listeavsnitt"/>
+      </w:pPr>
+      <w:r>
+        <w:rPr>
+          <w:noProof/>
+        </w:rPr>
+        <w:drawing>
+          <wp:inline distT="0" distB="0" distL="0" distR="0" wp14:anchorId="403991C6" wp14:editId="7B9A28CD">
+            <wp:extent cx="5131558" cy="154008"/>
+            <wp:effectExtent l="0" t="0" r="0" b="0"/>
+            <wp:docPr id="274905018" name="Bilde 1"/>
+            <wp:cNvGraphicFramePr>
+              <a:graphicFrameLocks xmlns:a="http://schemas.openxmlformats.org/drawingml/2006/main" noChangeAspect="1"/>
+            </wp:cNvGraphicFramePr>
+            <a:graphic xmlns:a="http://schemas.openxmlformats.org/drawingml/2006/main">
+              <a:graphicData uri="http://schemas.openxmlformats.org/drawingml/2006/picture">
+                <pic:pic xmlns:pic="http://schemas.openxmlformats.org/drawingml/2006/picture">
+                  <pic:nvPicPr>
+                    <pic:cNvPr id="274905018" name=""/>
+                    <pic:cNvPicPr/>
+                  </pic:nvPicPr>
+                  <pic:blipFill>
+                    <a:blip r:embed="rId8"/>
+                    <a:stretch>
+                      <a:fillRect/>
+                    </a:stretch>
+                  </pic:blipFill>
+                  <pic:spPr>
+                    <a:xfrm>
+                      <a:off x="0" y="0"/>
+                      <a:ext cx="5257351" cy="157783"/>
+                    </a:xfrm>
+                    <a:prstGeom prst="rect">
+                      <a:avLst/>
+                    </a:prstGeom>
+                  </pic:spPr>
+                </pic:pic>
+              </a:graphicData>
+            </a:graphic>
+          </wp:inline>
+        </w:drawing>
+      </w:r>
+    </w:p>
+    <w:p>
+      <w:pPr>
+        <w:pStyle w:val="Listeavsnitt"/>
+      </w:pPr>
+    </w:p>
+    <w:p>
+      <w:pPr>
+        <w:pStyle w:val="Listeavsnitt"/>
+      </w:pPr>
+      <w:r>
+        <w:rPr>
+          <w:noProof/>
+        </w:rPr>
+        <w:drawing>
+          <wp:inline distT="0" distB="0" distL="0" distR="0" wp14:anchorId="641C3270" wp14:editId="28C7D72B">
+            <wp:extent cx="3463239" cy="911737"/>
+            <wp:effectExtent l="0" t="0" r="4445" b="3175"/>
+            <wp:docPr id="2055051966" name="Bilde 1"/>
+            <wp:cNvGraphicFramePr>
+              <a:graphicFrameLocks xmlns:a="http://schemas.openxmlformats.org/drawingml/2006/main" noChangeAspect="1"/>
+            </wp:cNvGraphicFramePr>
+            <a:graphic xmlns:a="http://schemas.openxmlformats.org/drawingml/2006/main">
+              <a:graphicData uri="http://schemas.openxmlformats.org/drawingml/2006/picture">
+                <pic:pic xmlns:pic="http://schemas.openxmlformats.org/drawingml/2006/picture">
+                  <pic:nvPicPr>
+                    <pic:cNvPr id="2055051966" name=""/>
+                    <pic:cNvPicPr/>
+                  </pic:nvPicPr>
+                  <pic:blipFill>
+                    <a:blip r:embed="rId9"/>
+                    <a:stretch>
+                      <a:fillRect/>
+                    </a:stretch>
+                  </pic:blipFill>
+                  <pic:spPr>
+                    <a:xfrm>
+                      <a:off x="0" y="0"/>
+                      <a:ext cx="3463239" cy="911737"/>
+                    </a:xfrm>
+                    <a:prstGeom prst="rect">
+                      <a:avLst/>
+                    </a:prstGeom>
+                  </pic:spPr>
+                </pic:pic>
+              </a:graphicData>
+            </a:graphic>
+          </wp:inline>
+        </w:drawing>
+      </w:r>
+    </w:p>
+    <w:p>
+      <w:pPr>
+        <w:pStyle w:val="Listeavsnitt"/>
+      </w:pPr>
+    </w:p>
+    <w:p>
+      <w:pPr>
+        <w:pStyle w:val="Listeavsnitt"/>
+      </w:pPr>
+    </w:p>
+    <w:p>
+      <w:pPr>
+        <w:pStyle w:val="Ingenmellomrom"/>
+      </w:pPr>
+      <w:r>
+        <w:t xml:space="preserve">På onsdag fikk jeg også høre fra en lærer at det er lurt å putte et bilde av hvordan nettsiden ser ut på README, så det gjorde jeg også ved å bruke HTML-tags som </w:t>
+      </w:r>
+      <w:proofErr w:type="spellStart"/>
+      <w:r>
+        <w:t>img</w:t>
+      </w:r>
+      <w:proofErr w:type="spellEnd"/>
+    </w:p>
+    <w:p>
+      <w:pPr>
+        <w:pStyle w:val="Ingenmellomrom"/>
+      </w:pPr>
+    </w:p>
+    <w:p>
+      <w:pPr>
+        <w:jc w:val="center"/>
+      </w:pPr>
+      <w:r>
+        <w:rPr>
+          <w:noProof/>
+        </w:rPr>
+        <w:drawing>
+          <wp:inline distT="0" distB="0" distL="0" distR="0" wp14:anchorId="1596565A" wp14:editId="437B8A58">
+            <wp:extent cx="2361063" cy="2408446"/>
+            <wp:effectExtent l="0" t="0" r="1270" b="0"/>
+            <wp:docPr id="867418012" name="Bilde 1"/>
+            <wp:cNvGraphicFramePr>
+              <a:graphicFrameLocks xmlns:a="http://schemas.openxmlformats.org/drawingml/2006/main" noChangeAspect="1"/>
+            </wp:cNvGraphicFramePr>
+            <a:graphic xmlns:a="http://schemas.openxmlformats.org/drawingml/2006/main">
+              <a:graphicData uri="http://schemas.openxmlformats.org/drawingml/2006/picture">
+                <pic:pic xmlns:pic="http://schemas.openxmlformats.org/drawingml/2006/picture">
+                  <pic:nvPicPr>
+                    <pic:cNvPr id="867418012" name=""/>
+                    <pic:cNvPicPr/>
+                  </pic:nvPicPr>
+                  <pic:blipFill>
+                    <a:blip r:embed="rId10"/>
+                    <a:stretch>
+                      <a:fillRect/>
+                    </a:stretch>
+                  </pic:blipFill>
+                  <pic:spPr>
+                    <a:xfrm>
+                      <a:off x="0" y="0"/>
+                      <a:ext cx="2361063" cy="2408446"/>
+                    </a:xfrm>
+                    <a:prstGeom prst="rect">
+                      <a:avLst/>
+                    </a:prstGeom>
+                  </pic:spPr>
+                </pic:pic>
+              </a:graphicData>
+            </a:graphic>
+          </wp:inline>
+        </w:drawing>
+      </w:r>
+    </w:p>
+    <w:p/>
+    <w:p>
+      <w:pPr>
+        <w:rPr>
+          <w:b/>
+          <w:bCs/>
+          <w:sz w:val="40"/>
+          <w:szCs w:val="40"/>
+        </w:rPr>
+      </w:pPr>
+      <w:r>
+        <w:rPr>
+          <w:b/>
+          <w:bCs/>
+          <w:sz w:val="40"/>
+          <w:szCs w:val="40"/>
+        </w:rPr>
+        <w:t>Torsdag:</w:t>
+      </w:r>
+    </w:p>
+    <w:p>
+      <w:pPr>
+        <w:pStyle w:val="Listeavsnitt"/>
+        <w:numPr>
+          <w:ilvl w:val="0"/>
+          <w:numId w:val="1"/>
+        </w:numPr>
+      </w:pPr>
+      <w:r>
+        <w:t>I dag siden jeg har lite tid, så tok jeg tid til å skrive denne dokumentasjonen og vise hva jeg gjorde denne uken.  I morgen er det interessegrupper, så blir ikke noe oppdrag. Det jeg skal gjøre nå er å legge denne dokumentet i filen til nettsiden min og pushe det til GitHub.</w:t>
+      </w:r>
+    </w:p>
+    <w:p/>
     <w:p/>
     <w:sectPr>
       <w:pgSz w:w="11906" w:h="16838"/>
@@ -11,6 +491,126 @@
     </w:sectPr>
   </w:body>
 </w:document>
+</file>
+
+<file path=word/numbering.xml><?xml version="1.0" encoding="utf-8"?>
+<w:numbering xmlns:wpc="http://schemas.microsoft.com/office/word/2010/wordprocessingCanvas" xmlns:cx="http://schemas.microsoft.com/office/drawing/2014/chartex" xmlns:cx1="http://schemas.microsoft.com/office/drawing/2015/9/8/chartex" xmlns:cx2="http://schemas.microsoft.com/office/drawing/2015/10/21/chartex" xmlns:cx3="http://schemas.microsoft.com/office/drawing/2016/5/9/chartex" xmlns:cx4="http://schemas.microsoft.com/office/drawing/2016/5/10/chartex" xmlns:cx5="http://schemas.microsoft.com/office/drawing/2016/5/11/chartex" xmlns:cx6="http://schemas.microsoft.com/office/drawing/2016/5/12/chartex" xmlns:cx7="http://schemas.microsoft.com/office/drawing/2016/5/13/chartex" xmlns:cx8="http://schemas.microsoft.com/office/drawing/2016/5/14/chartex" xmlns:mc="http://schemas.openxmlformats.org/markup-compatibility/2006" xmlns:aink="http://schemas.microsoft.com/office/drawing/2016/ink" xmlns:am3d="http://schemas.microsoft.com/office/drawing/2017/model3d" xmlns:o="urn:schemas-microsoft-com:office:office" xmlns:oel="http://schemas.microsoft.com/office/2019/extlst" xmlns:r="http://schemas.openxmlformats.org/officeDocument/2006/relationships" xmlns:m="http://schemas.openxmlformats.org/officeDocument/2006/math" xmlns:v="urn:schemas-microsoft-com:vml" xmlns:wp14="http://schemas.microsoft.com/office/word/2010/wordprocessingDrawing" xmlns:wp="http://schemas.openxmlformats.org/drawingml/2006/wordprocessingDrawing" xmlns:w10="urn:schemas-microsoft-com:office:word" xmlns:w="http://schemas.openxmlformats.org/wordprocessingml/2006/main" xmlns:w14="http://schemas.microsoft.com/office/word/2010/wordml" xmlns:w15="http://schemas.microsoft.com/office/word/2012/wordml" xmlns:w16cex="http://schemas.microsoft.com/office/word/2018/wordml/cex" xmlns:w16cid="http://schemas.microsoft.com/office/word/2016/wordml/cid" xmlns:w16="http://schemas.microsoft.com/office/word/2018/wordml" xmlns:w16du="http://schemas.microsoft.com/office/word/2023/wordml/word16du" xmlns:w16sdtdh="http://schemas.microsoft.com/office/word/2020/wordml/sdtdatahash" xmlns:w16sdtfl="http://schemas.microsoft.com/office/word/2024/wordml/sdtformatlock" xmlns:w16se="http://schemas.microsoft.com/office/word/2015/wordml/symex" xmlns:wpg="http://schemas.microsoft.com/office/word/2010/wordprocessingGroup" xmlns:wpi="http://schemas.microsoft.com/office/word/2010/wordprocessingInk" xmlns:wne="http://schemas.microsoft.com/office/word/2006/wordml" xmlns:wps="http://schemas.microsoft.com/office/word/2010/wordprocessingShape" mc:Ignorable="w14 w15 w16se w16cid w16 w16cex w16sdtdh w16sdtfl w16du wp14">
+  <w:abstractNum w:abstractNumId="0" w15:restartNumberingAfterBreak="0">
+    <w:nsid w:val="37EB6C7E"/>
+    <w:multiLevelType w:val="hybridMultilevel"/>
+    <w:tmpl w:val="51CEC6F0"/>
+    <w:lvl w:ilvl="0" w:tplc="4776D4C6">
+      <w:numFmt w:val="bullet"/>
+      <w:lvlText w:val="-"/>
+      <w:lvlJc w:val="left"/>
+      <w:pPr>
+        <w:ind w:left="720" w:hanging="360"/>
+      </w:pPr>
+      <w:rPr>
+        <w:rFonts w:ascii="Aptos" w:eastAsiaTheme="minorHAnsi" w:hAnsi="Aptos" w:cstheme="minorBidi" w:hint="default"/>
+      </w:rPr>
+    </w:lvl>
+    <w:lvl w:ilvl="1" w:tplc="04140003" w:tentative="1">
+      <w:start w:val="1"/>
+      <w:numFmt w:val="bullet"/>
+      <w:lvlText w:val="o"/>
+      <w:lvlJc w:val="left"/>
+      <w:pPr>
+        <w:ind w:left="1440" w:hanging="360"/>
+      </w:pPr>
+      <w:rPr>
+        <w:rFonts w:ascii="Courier New" w:hAnsi="Courier New" w:cs="Courier New" w:hint="default"/>
+      </w:rPr>
+    </w:lvl>
+    <w:lvl w:ilvl="2" w:tplc="04140005" w:tentative="1">
+      <w:start w:val="1"/>
+      <w:numFmt w:val="bullet"/>
+      <w:lvlText w:val=""/>
+      <w:lvlJc w:val="left"/>
+      <w:pPr>
+        <w:ind w:left="2160" w:hanging="360"/>
+      </w:pPr>
+      <w:rPr>
+        <w:rFonts w:ascii="Wingdings" w:hAnsi="Wingdings" w:hint="default"/>
+      </w:rPr>
+    </w:lvl>
+    <w:lvl w:ilvl="3" w:tplc="04140001" w:tentative="1">
+      <w:start w:val="1"/>
+      <w:numFmt w:val="bullet"/>
+      <w:lvlText w:val=""/>
+      <w:lvlJc w:val="left"/>
+      <w:pPr>
+        <w:ind w:left="2880" w:hanging="360"/>
+      </w:pPr>
+      <w:rPr>
+        <w:rFonts w:ascii="Symbol" w:hAnsi="Symbol" w:hint="default"/>
+      </w:rPr>
+    </w:lvl>
+    <w:lvl w:ilvl="4" w:tplc="04140003" w:tentative="1">
+      <w:start w:val="1"/>
+      <w:numFmt w:val="bullet"/>
+      <w:lvlText w:val="o"/>
+      <w:lvlJc w:val="left"/>
+      <w:pPr>
+        <w:ind w:left="3600" w:hanging="360"/>
+      </w:pPr>
+      <w:rPr>
+        <w:rFonts w:ascii="Courier New" w:hAnsi="Courier New" w:cs="Courier New" w:hint="default"/>
+      </w:rPr>
+    </w:lvl>
+    <w:lvl w:ilvl="5" w:tplc="04140005" w:tentative="1">
+      <w:start w:val="1"/>
+      <w:numFmt w:val="bullet"/>
+      <w:lvlText w:val=""/>
+      <w:lvlJc w:val="left"/>
+      <w:pPr>
+        <w:ind w:left="4320" w:hanging="360"/>
+      </w:pPr>
+      <w:rPr>
+        <w:rFonts w:ascii="Wingdings" w:hAnsi="Wingdings" w:hint="default"/>
+      </w:rPr>
+    </w:lvl>
+    <w:lvl w:ilvl="6" w:tplc="04140001" w:tentative="1">
+      <w:start w:val="1"/>
+      <w:numFmt w:val="bullet"/>
+      <w:lvlText w:val=""/>
+      <w:lvlJc w:val="left"/>
+      <w:pPr>
+        <w:ind w:left="5040" w:hanging="360"/>
+      </w:pPr>
+      <w:rPr>
+        <w:rFonts w:ascii="Symbol" w:hAnsi="Symbol" w:hint="default"/>
+      </w:rPr>
+    </w:lvl>
+    <w:lvl w:ilvl="7" w:tplc="04140003" w:tentative="1">
+      <w:start w:val="1"/>
+      <w:numFmt w:val="bullet"/>
+      <w:lvlText w:val="o"/>
+      <w:lvlJc w:val="left"/>
+      <w:pPr>
+        <w:ind w:left="5760" w:hanging="360"/>
+      </w:pPr>
+      <w:rPr>
+        <w:rFonts w:ascii="Courier New" w:hAnsi="Courier New" w:cs="Courier New" w:hint="default"/>
+      </w:rPr>
+    </w:lvl>
+    <w:lvl w:ilvl="8" w:tplc="04140005" w:tentative="1">
+      <w:start w:val="1"/>
+      <w:numFmt w:val="bullet"/>
+      <w:lvlText w:val=""/>
+      <w:lvlJc w:val="left"/>
+      <w:pPr>
+        <w:ind w:left="6480" w:hanging="360"/>
+      </w:pPr>
+      <w:rPr>
+        <w:rFonts w:ascii="Wingdings" w:hAnsi="Wingdings" w:hint="default"/>
+      </w:rPr>
+    </w:lvl>
+  </w:abstractNum>
+  <w:num w:numId="1" w16cid:durableId="1357923583">
+    <w:abstractNumId w:val="0"/>
+  </w:num>
+</w:numbering>
 </file>
 
 <file path=word/styles.xml><?xml version="1.0" encoding="utf-8"?>
@@ -413,6 +1013,7 @@
   <w:style w:type="paragraph" w:default="1" w:styleId="Normal">
     <w:name w:val="Normal"/>
     <w:qFormat/>
+    <w:rsid w:val="008A5DA4"/>
   </w:style>
   <w:style w:type="paragraph" w:styleId="Overskrift1">
     <w:name w:val="heading 1"/>
@@ -929,6 +1530,15 @@
       <w:color w:val="0F4761" w:themeColor="accent1" w:themeShade="BF"/>
       <w:spacing w:val="5"/>
     </w:rPr>
+  </w:style>
+  <w:style w:type="paragraph" w:styleId="Ingenmellomrom">
+    <w:name w:val="No Spacing"/>
+    <w:uiPriority w:val="1"/>
+    <w:qFormat/>
+    <w:rsid w:val="008A5DA4"/>
+    <w:pPr>
+      <w:spacing w:after="0" w:line="240" w:lineRule="auto"/>
+    </w:pPr>
   </w:style>
 </w:styles>
 </file>
@@ -1226,4 +1836,10 @@
     </a:ext>
   </a:extLst>
 </a:theme>
+</file>
+
+<file path=docMetadata/LabelInfo.xml><?xml version="1.0" encoding="utf-8"?>
+<clbl:labelList xmlns:clbl="http://schemas.microsoft.com/office/2020/mipLabelMetadata">
+  <clbl:label id="{a5a66368-d49e-4bf5-af9a-6ccbf48e6655}" enabled="0" method="" siteId="{a5a66368-d49e-4bf5-af9a-6ccbf48e6655}" removed="1"/>
+</clbl:labelList>
 </file>